--- a/Week_3_Hands_On_Exercise_05/Week 3 Hands On Exercise 05.docx
+++ b/Week_3_Hands_On_Exercise_05/Week 3 Hands On Exercise 05.docx
@@ -4,21 +4,24 @@
   <w:body>
     <w:p>
       <w:r>
-        <w:t xml:space="preserve">Week 3 Hands </w:t>
-      </w:r>
-      <w:proofErr w:type="gramStart"/>
-      <w:r>
-        <w:t>On</w:t>
-      </w:r>
-      <w:proofErr w:type="gramEnd"/>
-      <w:r>
-        <w:t xml:space="preserve"> Exercise 05</w:t>
+        <w:t>Week 3 Hands On Exercise 05</w:t>
       </w:r>
     </w:p>
     <w:p>
       <w:r>
         <w:t>GITHUB - -</w:t>
       </w:r>
+      <w:r>
+        <w:t xml:space="preserve"> </w:t>
+      </w:r>
+      <w:hyperlink r:id="rId4" w:history="1">
+        <w:r>
+          <w:rPr>
+            <w:rStyle w:val="Hyperlink"/>
+          </w:rPr>
+          <w:t>ASD102B-21/Week_3_Hands_On_Exercise_05 at main · sal-2529/ASD102B-21 · GitHub</w:t>
+        </w:r>
+      </w:hyperlink>
     </w:p>
     <w:p/>
     <w:p>
@@ -237,12 +240,12 @@
     </w:p>
     <w:p>
       <w:r>
+        <w:lastRenderedPageBreak/>
         <w:t>    &lt;/main&gt;</w:t>
       </w:r>
     </w:p>
     <w:p>
       <w:r>
-        <w:lastRenderedPageBreak/>
         <w:t xml:space="preserve">    &lt;script </w:t>
       </w:r>
       <w:proofErr w:type="spellStart"/>
@@ -330,12 +333,10 @@
         <w:t xml:space="preserve">    color: </w:t>
       </w:r>
       <w:proofErr w:type="spellStart"/>
-      <w:proofErr w:type="gramStart"/>
       <w:r>
         <w:t>cornflowerblue</w:t>
       </w:r>
       <w:proofErr w:type="spellEnd"/>
-      <w:proofErr w:type="gramEnd"/>
       <w:r>
         <w:t>;</w:t>
       </w:r>
@@ -372,15 +373,7 @@
     </w:p>
     <w:p>
       <w:r>
-        <w:t>    text-</w:t>
-      </w:r>
-      <w:proofErr w:type="gramStart"/>
-      <w:r>
-        <w:t>align:</w:t>
-      </w:r>
-      <w:proofErr w:type="gramEnd"/>
-      <w:r>
-        <w:t xml:space="preserve"> left;</w:t>
+        <w:t>    text-align: left;</w:t>
       </w:r>
     </w:p>
     <w:p>
@@ -400,19 +393,14 @@
     </w:p>
     <w:p>
       <w:r>
+        <w:lastRenderedPageBreak/>
         <w:t>}</w:t>
       </w:r>
     </w:p>
     <w:p>
       <w:proofErr w:type="spellStart"/>
-      <w:proofErr w:type="gramStart"/>
-      <w:r>
-        <w:lastRenderedPageBreak/>
-        <w:t>td:first</w:t>
-      </w:r>
-      <w:proofErr w:type="gramEnd"/>
-      <w:r>
-        <w:t>-child</w:t>
+      <w:r>
+        <w:t>td:first-child</w:t>
       </w:r>
       <w:proofErr w:type="spellEnd"/>
       <w:r>
@@ -442,15 +430,7 @@
     </w:p>
     <w:p>
       <w:r>
-        <w:t>"</w:t>
-      </w:r>
-      <w:proofErr w:type="gramStart"/>
-      <w:r>
-        <w:t>use</w:t>
-      </w:r>
-      <w:proofErr w:type="gramEnd"/>
-      <w:r>
-        <w:t xml:space="preserve"> strict";</w:t>
+        <w:t>"use strict";</w:t>
       </w:r>
     </w:p>
     <w:p/>
@@ -467,12 +447,10 @@
         <w:t xml:space="preserve"> = selector =&gt; </w:t>
       </w:r>
       <w:proofErr w:type="spellStart"/>
-      <w:proofErr w:type="gramStart"/>
       <w:r>
         <w:t>document.querySelector</w:t>
       </w:r>
       <w:proofErr w:type="spellEnd"/>
-      <w:proofErr w:type="gramEnd"/>
       <w:r>
         <w:t>(selector);</w:t>
       </w:r>
@@ -510,12 +488,10 @@
         <w:t xml:space="preserve">    const element = </w:t>
       </w:r>
       <w:proofErr w:type="spellStart"/>
-      <w:proofErr w:type="gramStart"/>
       <w:r>
         <w:t>document.createElement</w:t>
       </w:r>
       <w:proofErr w:type="spellEnd"/>
-      <w:proofErr w:type="gramEnd"/>
       <w:r>
         <w:t>(</w:t>
       </w:r>
@@ -530,13 +506,8 @@
     </w:p>
     <w:p>
       <w:r>
-        <w:t>    if (</w:t>
-      </w:r>
-      <w:proofErr w:type="gramStart"/>
-      <w:r>
-        <w:t>text) {</w:t>
-      </w:r>
-      <w:proofErr w:type="gramEnd"/>
+        <w:t>    if (text) {</w:t>
+      </w:r>
     </w:p>
     <w:p>
       <w:r>
@@ -551,12 +522,10 @@
         <w:t xml:space="preserve"> = </w:t>
       </w:r>
       <w:proofErr w:type="spellStart"/>
-      <w:proofErr w:type="gramStart"/>
       <w:r>
         <w:t>document.createTextNode</w:t>
       </w:r>
       <w:proofErr w:type="spellEnd"/>
-      <w:proofErr w:type="gramEnd"/>
       <w:r>
         <w:t>(text);</w:t>
       </w:r>
@@ -566,12 +535,10 @@
         <w:t xml:space="preserve">        </w:t>
       </w:r>
       <w:proofErr w:type="spellStart"/>
-      <w:proofErr w:type="gramStart"/>
       <w:r>
         <w:t>element.appendChild</w:t>
       </w:r>
       <w:proofErr w:type="spellEnd"/>
-      <w:proofErr w:type="gramEnd"/>
       <w:r>
         <w:t>(</w:t>
       </w:r>
@@ -623,12 +590,10 @@
         <w:t xml:space="preserve">    const users = await </w:t>
       </w:r>
       <w:proofErr w:type="spellStart"/>
-      <w:proofErr w:type="gramStart"/>
       <w:r>
         <w:t>response.json</w:t>
       </w:r>
       <w:proofErr w:type="spellEnd"/>
-      <w:proofErr w:type="gramEnd"/>
       <w:r>
         <w:t>();</w:t>
       </w:r>
@@ -643,329 +608,271 @@
         <w:t>getElement</w:t>
       </w:r>
       <w:proofErr w:type="spellEnd"/>
-      <w:proofErr w:type="gramStart"/>
-      <w:r>
-        <w:t>("#</w:t>
-      </w:r>
-      <w:proofErr w:type="gramEnd"/>
-      <w:r>
-        <w:t>users");</w:t>
+      <w:r>
+        <w:t>("#users");</w:t>
       </w:r>
     </w:p>
     <w:p/>
     <w:p>
       <w:r>
-        <w:lastRenderedPageBreak/>
-        <w:t xml:space="preserve">    for (let user of </w:t>
-      </w:r>
-      <w:proofErr w:type="gramStart"/>
-      <w:r>
-        <w:t>users) {</w:t>
-      </w:r>
-      <w:proofErr w:type="gramEnd"/>
+        <w:t>    for (let user of users) {</w:t>
+      </w:r>
     </w:p>
     <w:p>
       <w:r>
         <w:t xml:space="preserve">        const option = </w:t>
       </w:r>
       <w:proofErr w:type="spellStart"/>
-      <w:proofErr w:type="gramStart"/>
       <w:r>
         <w:t>createElement</w:t>
       </w:r>
       <w:proofErr w:type="spellEnd"/>
       <w:r>
+        <w:t>("option", user.name);</w:t>
+      </w:r>
+    </w:p>
+    <w:p>
+      <w:r>
+        <w:t xml:space="preserve">        </w:t>
+      </w:r>
+      <w:proofErr w:type="spellStart"/>
+      <w:r>
+        <w:t>option.value</w:t>
+      </w:r>
+      <w:proofErr w:type="spellEnd"/>
+      <w:r>
+        <w:t xml:space="preserve"> = user.id;</w:t>
+      </w:r>
+    </w:p>
+    <w:p>
+      <w:r>
+        <w:t xml:space="preserve">        </w:t>
+      </w:r>
+      <w:proofErr w:type="spellStart"/>
+      <w:r>
+        <w:t>select.appendChild</w:t>
+      </w:r>
+      <w:proofErr w:type="spellEnd"/>
+      <w:r>
+        <w:t>(option);</w:t>
+      </w:r>
+    </w:p>
+    <w:p>
+      <w:r>
+        <w:t>    }</w:t>
+      </w:r>
+    </w:p>
+    <w:p>
+      <w:r>
+        <w:t>};</w:t>
+      </w:r>
+    </w:p>
+    <w:p/>
+    <w:p>
+      <w:r>
+        <w:t xml:space="preserve">const </w:t>
+      </w:r>
+      <w:proofErr w:type="spellStart"/>
+      <w:r>
+        <w:t>displayTodos</w:t>
+      </w:r>
+      <w:proofErr w:type="spellEnd"/>
+      <w:r>
+        <w:t xml:space="preserve"> = async (id) =&gt; {</w:t>
+      </w:r>
+    </w:p>
+    <w:p>
+      <w:r>
+        <w:t>    const response = await fetch(`${domain}/</w:t>
+      </w:r>
+      <w:proofErr w:type="spellStart"/>
+      <w:r>
+        <w:t>todos</w:t>
+      </w:r>
+      <w:proofErr w:type="spellEnd"/>
+      <w:r>
+        <w:t>/?</w:t>
+      </w:r>
+      <w:proofErr w:type="spellStart"/>
+      <w:r>
+        <w:t>userId</w:t>
+      </w:r>
+      <w:proofErr w:type="spellEnd"/>
+      <w:r>
+        <w:t>=${id}`);</w:t>
+      </w:r>
+    </w:p>
+    <w:p>
+      <w:r>
+        <w:t xml:space="preserve">    const list = await </w:t>
+      </w:r>
+      <w:proofErr w:type="spellStart"/>
+      <w:r>
+        <w:t>response.json</w:t>
+      </w:r>
+      <w:proofErr w:type="spellEnd"/>
+      <w:r>
+        <w:t>();</w:t>
+      </w:r>
+    </w:p>
+    <w:p/>
+    <w:p>
+      <w:r>
+        <w:t xml:space="preserve">    const </w:t>
+      </w:r>
+      <w:proofErr w:type="spellStart"/>
+      <w:r>
+        <w:t>tbody</w:t>
+      </w:r>
+      <w:proofErr w:type="spellEnd"/>
+      <w:r>
+        <w:t xml:space="preserve"> = </w:t>
+      </w:r>
+      <w:proofErr w:type="spellStart"/>
+      <w:r>
+        <w:t>getElement</w:t>
+      </w:r>
+      <w:proofErr w:type="spellEnd"/>
+      <w:r>
+        <w:t xml:space="preserve">("#list </w:t>
+      </w:r>
+      <w:proofErr w:type="spellStart"/>
+      <w:r>
+        <w:t>tbody</w:t>
+      </w:r>
+      <w:proofErr w:type="spellEnd"/>
+      <w:r>
+        <w:t>");</w:t>
+      </w:r>
+    </w:p>
+    <w:p/>
+    <w:p>
+      <w:r>
+        <w:t>    // Clear previous table rows</w:t>
+      </w:r>
+    </w:p>
+    <w:p>
+      <w:r>
+        <w:t xml:space="preserve">    </w:t>
+      </w:r>
+      <w:proofErr w:type="spellStart"/>
+      <w:r>
+        <w:t>tbody.textContent</w:t>
+      </w:r>
+      <w:proofErr w:type="spellEnd"/>
+      <w:r>
+        <w:t xml:space="preserve"> = "";</w:t>
+      </w:r>
+    </w:p>
+    <w:p/>
+    <w:p>
+      <w:r>
+        <w:t xml:space="preserve">    for (let </w:t>
+      </w:r>
+      <w:proofErr w:type="spellStart"/>
+      <w:r>
+        <w:t>todo</w:t>
+      </w:r>
+      <w:proofErr w:type="spellEnd"/>
+      <w:r>
+        <w:t xml:space="preserve"> of list) {</w:t>
+      </w:r>
+    </w:p>
+    <w:p>
+      <w:r>
+        <w:t xml:space="preserve">        const title = </w:t>
+      </w:r>
+      <w:proofErr w:type="spellStart"/>
+      <w:r>
+        <w:t>createElement</w:t>
+      </w:r>
+      <w:proofErr w:type="spellEnd"/>
+      <w:r>
+        <w:t xml:space="preserve">("td", </w:t>
+      </w:r>
+      <w:proofErr w:type="spellStart"/>
+      <w:r>
+        <w:t>todo.title</w:t>
+      </w:r>
+      <w:proofErr w:type="spellEnd"/>
+      <w:r>
+        <w:t>);</w:t>
+      </w:r>
+    </w:p>
+    <w:p>
+      <w:r>
+        <w:t xml:space="preserve">        const completed = </w:t>
+      </w:r>
+      <w:proofErr w:type="spellStart"/>
+      <w:r>
+        <w:t>createElement</w:t>
+      </w:r>
+      <w:proofErr w:type="spellEnd"/>
+      <w:r>
         <w:t>(</w:t>
       </w:r>
-      <w:proofErr w:type="gramEnd"/>
-      <w:r>
-        <w:t>"option", user.name);</w:t>
-      </w:r>
-    </w:p>
-    <w:p>
-      <w:r>
-        <w:t xml:space="preserve">        </w:t>
-      </w:r>
-      <w:proofErr w:type="spellStart"/>
-      <w:r>
-        <w:t>option.value</w:t>
-      </w:r>
-      <w:proofErr w:type="spellEnd"/>
-      <w:r>
-        <w:t xml:space="preserve"> = user.id;</w:t>
-      </w:r>
-    </w:p>
-    <w:p>
-      <w:r>
-        <w:t xml:space="preserve">        </w:t>
-      </w:r>
-      <w:proofErr w:type="spellStart"/>
-      <w:proofErr w:type="gramStart"/>
-      <w:r>
-        <w:t>select.appendChild</w:t>
-      </w:r>
-      <w:proofErr w:type="spellEnd"/>
-      <w:proofErr w:type="gramEnd"/>
-      <w:r>
-        <w:t>(option);</w:t>
-      </w:r>
-    </w:p>
-    <w:p>
-      <w:r>
-        <w:t>    }</w:t>
-      </w:r>
-    </w:p>
-    <w:p>
-      <w:r>
-        <w:t>};</w:t>
+    </w:p>
+    <w:p>
+      <w:r>
+        <w:t>            "td",</w:t>
+      </w:r>
+    </w:p>
+    <w:p>
+      <w:r>
+        <w:t>            (</w:t>
+      </w:r>
+      <w:proofErr w:type="spellStart"/>
+      <w:r>
+        <w:t>todo.completed</w:t>
+      </w:r>
+      <w:proofErr w:type="spellEnd"/>
+      <w:r>
+        <w:t>) ? "true" : "false"</w:t>
+      </w:r>
+    </w:p>
+    <w:p>
+      <w:r>
+        <w:t>        );</w:t>
       </w:r>
     </w:p>
     <w:p/>
     <w:p>
       <w:r>
-        <w:t xml:space="preserve">const </w:t>
-      </w:r>
-      <w:proofErr w:type="spellStart"/>
-      <w:r>
-        <w:t>displayTodos</w:t>
-      </w:r>
-      <w:proofErr w:type="spellEnd"/>
-      <w:r>
-        <w:t xml:space="preserve"> = async (id) =&gt; {</w:t>
-      </w:r>
-    </w:p>
-    <w:p>
-      <w:r>
-        <w:t>    const response = await fetch(`${domain}/</w:t>
-      </w:r>
-      <w:proofErr w:type="spellStart"/>
-      <w:r>
-        <w:t>todos</w:t>
-      </w:r>
-      <w:proofErr w:type="spellEnd"/>
-      <w:r>
-        <w:t>/?</w:t>
-      </w:r>
-      <w:proofErr w:type="spellStart"/>
-      <w:r>
-        <w:t>userId</w:t>
-      </w:r>
-      <w:proofErr w:type="spellEnd"/>
-      <w:r>
-        <w:t>=${id}`);</w:t>
-      </w:r>
-    </w:p>
-    <w:p>
-      <w:r>
-        <w:t xml:space="preserve">    const list = await </w:t>
-      </w:r>
-      <w:proofErr w:type="spellStart"/>
-      <w:proofErr w:type="gramStart"/>
-      <w:r>
-        <w:t>response.json</w:t>
-      </w:r>
-      <w:proofErr w:type="spellEnd"/>
-      <w:proofErr w:type="gramEnd"/>
-      <w:r>
-        <w:t>();</w:t>
+        <w:t xml:space="preserve">        const row = </w:t>
+      </w:r>
+      <w:proofErr w:type="spellStart"/>
+      <w:r>
+        <w:t>createElement</w:t>
+      </w:r>
+      <w:proofErr w:type="spellEnd"/>
+      <w:r>
+        <w:t>("tr");</w:t>
       </w:r>
     </w:p>
     <w:p/>
-    <w:p>
-      <w:r>
-        <w:t xml:space="preserve">    const </w:t>
-      </w:r>
-      <w:proofErr w:type="spellStart"/>
-      <w:r>
-        <w:t>tbody</w:t>
-      </w:r>
-      <w:proofErr w:type="spellEnd"/>
-      <w:r>
-        <w:t xml:space="preserve"> = </w:t>
-      </w:r>
-      <w:proofErr w:type="spellStart"/>
-      <w:proofErr w:type="gramStart"/>
-      <w:r>
-        <w:t>getElement</w:t>
-      </w:r>
-      <w:proofErr w:type="spellEnd"/>
-      <w:r>
-        <w:t>(</w:t>
-      </w:r>
-      <w:proofErr w:type="gramEnd"/>
-      <w:r>
-        <w:t xml:space="preserve">"#list </w:t>
-      </w:r>
-      <w:proofErr w:type="spellStart"/>
-      <w:r>
-        <w:t>tbody</w:t>
-      </w:r>
-      <w:proofErr w:type="spellEnd"/>
-      <w:r>
-        <w:t>");</w:t>
-      </w:r>
-    </w:p>
-    <w:p/>
-    <w:p>
-      <w:r>
-        <w:t>    // Clear previous table rows</w:t>
-      </w:r>
-    </w:p>
-    <w:p>
-      <w:r>
-        <w:t xml:space="preserve">    </w:t>
-      </w:r>
-      <w:proofErr w:type="spellStart"/>
-      <w:proofErr w:type="gramStart"/>
-      <w:r>
-        <w:t>tbody.textContent</w:t>
-      </w:r>
-      <w:proofErr w:type="spellEnd"/>
-      <w:proofErr w:type="gramEnd"/>
-      <w:r>
-        <w:t xml:space="preserve"> = "";</w:t>
-      </w:r>
-    </w:p>
-    <w:p/>
-    <w:p>
-      <w:r>
-        <w:t xml:space="preserve">    for (let </w:t>
-      </w:r>
-      <w:proofErr w:type="spellStart"/>
-      <w:r>
-        <w:t>todo</w:t>
-      </w:r>
-      <w:proofErr w:type="spellEnd"/>
-      <w:r>
-        <w:t xml:space="preserve"> of </w:t>
-      </w:r>
-      <w:proofErr w:type="gramStart"/>
-      <w:r>
-        <w:t>list) {</w:t>
-      </w:r>
-      <w:proofErr w:type="gramEnd"/>
-    </w:p>
-    <w:p>
-      <w:r>
-        <w:t xml:space="preserve">        const title = </w:t>
-      </w:r>
-      <w:proofErr w:type="spellStart"/>
-      <w:proofErr w:type="gramStart"/>
-      <w:r>
-        <w:t>createElement</w:t>
-      </w:r>
-      <w:proofErr w:type="spellEnd"/>
-      <w:r>
-        <w:t>(</w:t>
-      </w:r>
-      <w:proofErr w:type="gramEnd"/>
-      <w:r>
-        <w:t xml:space="preserve">"td", </w:t>
-      </w:r>
-      <w:proofErr w:type="spellStart"/>
-      <w:proofErr w:type="gramStart"/>
-      <w:r>
-        <w:t>todo.title</w:t>
-      </w:r>
-      <w:proofErr w:type="spellEnd"/>
-      <w:proofErr w:type="gramEnd"/>
-      <w:r>
-        <w:t>);</w:t>
-      </w:r>
-    </w:p>
-    <w:p>
-      <w:r>
-        <w:t xml:space="preserve">        const completed = </w:t>
-      </w:r>
-      <w:proofErr w:type="spellStart"/>
-      <w:proofErr w:type="gramStart"/>
-      <w:r>
-        <w:t>createElement</w:t>
-      </w:r>
-      <w:proofErr w:type="spellEnd"/>
-      <w:r>
-        <w:t>(</w:t>
-      </w:r>
-      <w:proofErr w:type="gramEnd"/>
-    </w:p>
-    <w:p>
-      <w:r>
-        <w:t>            "td",</w:t>
-      </w:r>
-    </w:p>
-    <w:p>
-      <w:r>
-        <w:t>            (</w:t>
-      </w:r>
-      <w:proofErr w:type="spellStart"/>
-      <w:proofErr w:type="gramStart"/>
-      <w:r>
-        <w:t>todo.completed</w:t>
-      </w:r>
-      <w:proofErr w:type="spellEnd"/>
-      <w:r>
-        <w:t>) ?</w:t>
-      </w:r>
-      <w:proofErr w:type="gramEnd"/>
-      <w:r>
-        <w:t xml:space="preserve"> "true</w:t>
-      </w:r>
-      <w:proofErr w:type="gramStart"/>
-      <w:r>
-        <w:t>" :</w:t>
-      </w:r>
-      <w:proofErr w:type="gramEnd"/>
-      <w:r>
-        <w:t xml:space="preserve"> "false"</w:t>
-      </w:r>
-    </w:p>
-    <w:p>
-      <w:r>
-        <w:t>        );</w:t>
-      </w:r>
-    </w:p>
-    <w:p/>
-    <w:p>
-      <w:r>
-        <w:t xml:space="preserve">        const row = </w:t>
-      </w:r>
-      <w:proofErr w:type="spellStart"/>
-      <w:r>
-        <w:t>createElement</w:t>
-      </w:r>
-      <w:proofErr w:type="spellEnd"/>
-      <w:r>
-        <w:t>("tr");</w:t>
-      </w:r>
-    </w:p>
-    <w:p/>
-    <w:p>
-      <w:r>
-        <w:t xml:space="preserve">        </w:t>
-      </w:r>
-      <w:proofErr w:type="spellStart"/>
-      <w:proofErr w:type="gramStart"/>
-      <w:r>
-        <w:t>row.appendChild</w:t>
-      </w:r>
-      <w:proofErr w:type="spellEnd"/>
-      <w:proofErr w:type="gramEnd"/>
-      <w:r>
-        <w:t>(title);</w:t>
-      </w:r>
-    </w:p>
     <w:p>
       <w:r>
         <w:lastRenderedPageBreak/>
         <w:t xml:space="preserve">        </w:t>
       </w:r>
       <w:proofErr w:type="spellStart"/>
-      <w:proofErr w:type="gramStart"/>
       <w:r>
         <w:t>row.appendChild</w:t>
       </w:r>
       <w:proofErr w:type="spellEnd"/>
-      <w:proofErr w:type="gramEnd"/>
+      <w:r>
+        <w:t>(title);</w:t>
+      </w:r>
+    </w:p>
+    <w:p>
+      <w:r>
+        <w:t xml:space="preserve">        </w:t>
+      </w:r>
+      <w:proofErr w:type="spellStart"/>
+      <w:r>
+        <w:t>row.appendChild</w:t>
+      </w:r>
+      <w:proofErr w:type="spellEnd"/>
       <w:r>
         <w:t>(completed);</w:t>
       </w:r>
@@ -975,12 +882,10 @@
         <w:t xml:space="preserve">        </w:t>
       </w:r>
       <w:proofErr w:type="spellStart"/>
-      <w:proofErr w:type="gramStart"/>
       <w:r>
         <w:t>tbody.appendChild</w:t>
       </w:r>
       <w:proofErr w:type="spellEnd"/>
-      <w:proofErr w:type="gramEnd"/>
       <w:r>
         <w:t>(row);</w:t>
       </w:r>
@@ -998,12 +903,10 @@
     <w:p/>
     <w:p>
       <w:proofErr w:type="spellStart"/>
-      <w:proofErr w:type="gramStart"/>
       <w:r>
         <w:t>document.addEventListener</w:t>
       </w:r>
       <w:proofErr w:type="spellEnd"/>
-      <w:proofErr w:type="gramEnd"/>
       <w:r>
         <w:t>("</w:t>
       </w:r>
@@ -1027,28 +930,79 @@
         <w:t xml:space="preserve">    await </w:t>
       </w:r>
       <w:proofErr w:type="spellStart"/>
-      <w:proofErr w:type="gramStart"/>
       <w:r>
         <w:t>displayUsers</w:t>
       </w:r>
       <w:proofErr w:type="spellEnd"/>
       <w:r>
+        <w:t>();</w:t>
+      </w:r>
+    </w:p>
+    <w:p/>
+    <w:p>
+      <w:r>
+        <w:t>    // Display to-do items for the first user</w:t>
+      </w:r>
+    </w:p>
+    <w:p>
+      <w:r>
+        <w:t xml:space="preserve">    await </w:t>
+      </w:r>
+      <w:proofErr w:type="spellStart"/>
+      <w:r>
+        <w:t>displayTodos</w:t>
+      </w:r>
+      <w:proofErr w:type="spellEnd"/>
+      <w:r>
         <w:t>(</w:t>
       </w:r>
-      <w:proofErr w:type="gramEnd"/>
-      <w:r>
-        <w:t>);</w:t>
+      <w:proofErr w:type="spellStart"/>
+      <w:r>
+        <w:t>getElement</w:t>
+      </w:r>
+      <w:proofErr w:type="spellEnd"/>
+      <w:r>
+        <w:t>("#users").value);</w:t>
       </w:r>
     </w:p>
     <w:p/>
     <w:p>
       <w:r>
-        <w:t>    // Display to-do items for the first user</w:t>
-      </w:r>
-    </w:p>
-    <w:p>
-      <w:r>
-        <w:t xml:space="preserve">    await </w:t>
+        <w:t>    // Event handler for the &lt;select&gt; change event</w:t>
+      </w:r>
+    </w:p>
+    <w:p>
+      <w:r>
+        <w:t xml:space="preserve">    </w:t>
+      </w:r>
+      <w:proofErr w:type="spellStart"/>
+      <w:r>
+        <w:t>getElement</w:t>
+      </w:r>
+      <w:proofErr w:type="spellEnd"/>
+      <w:r>
+        <w:t>("#users").</w:t>
+      </w:r>
+      <w:proofErr w:type="spellStart"/>
+      <w:r>
+        <w:t>addEventListener</w:t>
+      </w:r>
+      <w:proofErr w:type="spellEnd"/>
+      <w:r>
+        <w:t>("change", async (</w:t>
+      </w:r>
+      <w:proofErr w:type="spellStart"/>
+      <w:r>
+        <w:t>evt</w:t>
+      </w:r>
+      <w:proofErr w:type="spellEnd"/>
+      <w:r>
+        <w:t>) =&gt; {</w:t>
+      </w:r>
+    </w:p>
+    <w:p>
+      <w:r>
+        <w:t xml:space="preserve">        await </w:t>
       </w:r>
       <w:proofErr w:type="spellStart"/>
       <w:r>
@@ -1060,77 +1014,9 @@
       </w:r>
       <w:proofErr w:type="spellStart"/>
       <w:r>
-        <w:t>getElement</w:t>
-      </w:r>
-      <w:proofErr w:type="spellEnd"/>
-      <w:proofErr w:type="gramStart"/>
-      <w:r>
-        <w:t>("#</w:t>
-      </w:r>
-      <w:proofErr w:type="gramEnd"/>
-      <w:r>
-        <w:t>users").value);</w:t>
-      </w:r>
-    </w:p>
-    <w:p/>
-    <w:p>
-      <w:r>
-        <w:t>    // Event handler for the &lt;select&gt; change event</w:t>
-      </w:r>
-    </w:p>
-    <w:p>
-      <w:r>
-        <w:t xml:space="preserve">    </w:t>
-      </w:r>
-      <w:proofErr w:type="spellStart"/>
-      <w:r>
-        <w:t>getElement</w:t>
-      </w:r>
-      <w:proofErr w:type="spellEnd"/>
-      <w:r>
-        <w:t>("#users"</w:t>
-      </w:r>
-      <w:proofErr w:type="gramStart"/>
-      <w:r>
-        <w:t>).</w:t>
-      </w:r>
-      <w:proofErr w:type="spellStart"/>
-      <w:r>
-        <w:t>addEventListener</w:t>
-      </w:r>
-      <w:proofErr w:type="spellEnd"/>
-      <w:proofErr w:type="gramEnd"/>
-      <w:r>
-        <w:t>("change", async (</w:t>
-      </w:r>
-      <w:proofErr w:type="spellStart"/>
-      <w:r>
-        <w:t>evt</w:t>
-      </w:r>
-      <w:proofErr w:type="spellEnd"/>
-      <w:r>
-        <w:t>) =&gt; {</w:t>
-      </w:r>
-    </w:p>
-    <w:p>
-      <w:r>
-        <w:t xml:space="preserve">        await </w:t>
-      </w:r>
-      <w:proofErr w:type="spellStart"/>
-      <w:r>
-        <w:t>displayTodos</w:t>
-      </w:r>
-      <w:proofErr w:type="spellEnd"/>
-      <w:r>
-        <w:t>(</w:t>
-      </w:r>
-      <w:proofErr w:type="spellStart"/>
-      <w:proofErr w:type="gramStart"/>
-      <w:r>
         <w:t>evt.currentTarget.value</w:t>
       </w:r>
       <w:proofErr w:type="spellEnd"/>
-      <w:proofErr w:type="gramEnd"/>
       <w:r>
         <w:t>);</w:t>
       </w:r>
@@ -2072,6 +1958,29 @@
       <w:spacing w:val="5"/>
     </w:rPr>
   </w:style>
+  <w:style w:type="character" w:styleId="Hyperlink">
+    <w:name w:val="Hyperlink"/>
+    <w:basedOn w:val="DefaultParagraphFont"/>
+    <w:uiPriority w:val="99"/>
+    <w:unhideWhenUsed/>
+    <w:rsid w:val="00F46E32"/>
+    <w:rPr>
+      <w:color w:val="467886" w:themeColor="hyperlink"/>
+      <w:u w:val="single"/>
+    </w:rPr>
+  </w:style>
+  <w:style w:type="character" w:styleId="UnresolvedMention">
+    <w:name w:val="Unresolved Mention"/>
+    <w:basedOn w:val="DefaultParagraphFont"/>
+    <w:uiPriority w:val="99"/>
+    <w:semiHidden/>
+    <w:unhideWhenUsed/>
+    <w:rsid w:val="00F46E32"/>
+    <w:rPr>
+      <w:color w:val="605E5C"/>
+      <w:shd w:val="clear" w:color="auto" w:fill="E1DFDD"/>
+    </w:rPr>
+  </w:style>
 </w:styles>
 </file>
 
